--- a/MAU BB TO TUNG/BB XDD - RA CAM - NHAN CHUNG/Bien ban mua- ban - giao - nhan  - su dung Ma tuy/BB XAC DINH DIA DIEM MUA MA TUY 05.10 146-128.docx
+++ b/MAU BB TO TUNG/BB XDD - RA CAM - NHAN CHUNG/Bien ban mua- ban - giao - nhan  - su dung Ma tuy/BB XAC DINH DIA DIEM MUA MA TUY 05.10 146-128.docx
@@ -1488,7 +1488,7 @@
         <w:rPr>
           <w:noProof/>
         </w:rPr>
-        <w:t>ghi</w:t>
+        <w:t>tom</w:t>
       </w:r>
       <w:r>
         <w:rPr>
@@ -1500,7 +1500,7 @@
         <w:rPr>
           <w:noProof/>
         </w:rPr>
-        <w:t>chu</w:t>
+        <w:t>tat_vu_viec</w:t>
       </w:r>
       <w:r>
         <w:rPr>
